--- a/貓空纜車調度系統使用說明1150531.docx
+++ b/貓空纜車調度系統使用說明1150531.docx
@@ -8004,6 +8004,30 @@
         <w:pStyle w:val="Heading2"/>
       </w:pPr>
       <w:r>
+        <w:t>匯出功能（v1.12 新增）</w:t>
+      </w:r>
+    </w:p>
+    <w:p>
+      <w:pPr>
+        <w:pStyle w:val="Heading2"/>
+      </w:pPr>
+      <w:r>
+        <w:t>📷 截圖：擷取整個調度畫面（含左右儲車區、正線迴圈、中央面板），存為 2× 解析度 .png，可直接印出或傳送。</w:t>
+      </w:r>
+    </w:p>
+    <w:p>
+      <w:pPr>
+        <w:pStyle w:val="Heading2"/>
+      </w:pPr>
+      <w:r>
+        <w:t>📊 Excel：下載 .xlsx，含 5 個工作表（正線排列、車廂狀態、自定義區、維修排程、週排程），檔名自動帶台北時間。</w:t>
+      </w:r>
+    </w:p>
+    <w:p>
+      <w:pPr>
+        <w:pStyle w:val="Heading2"/>
+      </w:pPr>
+      <w:r>
         <w:rPr>
           <w:rFonts w:hint="eastAsia"/>
         </w:rPr>
@@ -8755,6 +8779,67 @@
             </w:r>
             <w:r>
               <w:t xml:space="preserve"> 16px</w:t>
+            </w:r>
+          </w:p>
+        </w:tc>
+      </w:tr>
+      <w:tr>
+        <w:tc>
+          <w:tcPr/>
+          <w:p>
+            <w:pPr>
+              <w:pStyle w:val="Compact"/>
+            </w:pPr>
+            <w:r/>
+            <w:r>
+              <w:t>v1.12</w:t>
+            </w:r>
+          </w:p>
+        </w:tc>
+        <w:tc>
+          <w:tcPr/>
+          <w:p>
+            <w:pPr>
+              <w:pStyle w:val="Compact"/>
+            </w:pPr>
+            <w:r/>
+            <w:r>
+              <w:t>2026-05-31</w:t>
+            </w:r>
+          </w:p>
+        </w:tc>
+        <w:tc>
+          <w:tcPr/>
+          <w:p>
+            <w:pPr>
+              <w:pStyle w:val="Compact"/>
+            </w:pPr>
+            <w:r>
+              <w:rPr>
+                <w:rFonts w:hint="eastAsia"/>
+              </w:rPr>
+            </w:r>
+            <w:r/>
+            <w:r>
+              <w:rPr>
+                <w:rFonts w:hint="eastAsia"/>
+              </w:rPr>
+            </w:r>
+            <w:r/>
+            <w:r>
+              <w:rPr>
+                <w:rFonts w:hint="eastAsia"/>
+              </w:rPr>
+            </w:r>
+            <w:r/>
+            <w:r>
+              <w:rPr>
+                <w:rFonts w:hint="eastAsia"/>
+              </w:rPr>
+            </w:r>
+            <w:r/>
+            <w:r>
+              <w:t>修復 108 模式 ← 方向箭頭消失（動態計算上下排中間格位）；班次記錄 Panel 加入手動儲存快照；TopBar 新增 📊 Excel 匯出（5 工作表）與 📷 截圖功能</w:t>
             </w:r>
           </w:p>
         </w:tc>

--- a/貓空纜車調度系統使用說明1150531.docx
+++ b/貓空纜車調度系統使用說明1150531.docx
@@ -4016,7 +4016,7 @@
         <w:rPr>
           <w:rFonts w:hint="eastAsia"/>
         </w:rPr>
-        <w:t xml:space="preserve">週排程區</w:t>
+        <w:t>週排程區（已收G4）</w:t>
       </w:r>
     </w:p>
     <w:p>
@@ -4611,6 +4611,18 @@
           <w:rFonts w:hint="eastAsia"/>
         </w:rPr>
         <w:t xml:space="preserve">刪除按鈕顯示於格子右側</w:t>
+      </w:r>
+    </w:p>
+    <w:p>
+      <w:pPr>
+        <w:pStyle w:val="Compact"/>
+        <w:numPr>
+          <w:ilvl w:val="0"/>
+          <w:numId w:val="1009"/>
+        </w:numPr>
+      </w:pPr>
+      <w:r>
+        <w:t xml:space="preserve">車號以空心紫色虛線框顯示（v1.21 新增），區別於正線／週排程的實心色框，強調標記用途而非實際排入列車</w:t>
       </w:r>
     </w:p>
     <w:bookmarkEnd w:id="36"/>
@@ -8841,6 +8853,546 @@
             <w:r>
               <w:t>修復 108 模式 ← 方向箭頭消失（動態計算上下排中間格位）；班次記錄 Panel 加入手動儲存快照；TopBar 新增 📊 Excel 匯出（5 工作表）與 📷 截圖功能</w:t>
             </w:r>
+          </w:p>
+        </w:tc>
+      </w:tr>
+      <w:tr>
+        <w:tc>
+          <w:tcPr/>
+          <w:p>
+            <w:pPr>
+              <w:pStyle w:val="Compact"/>
+            </w:pPr>
+            <w:r>
+              <w:t>v1.13</w:t>
+            </w:r>
+            <w:r/>
+          </w:p>
+        </w:tc>
+        <w:tc>
+          <w:tcPr/>
+          <w:p>
+            <w:pPr>
+              <w:pStyle w:val="Compact"/>
+            </w:pPr>
+            <w:r>
+              <w:t>2026-05-31</w:t>
+            </w:r>
+            <w:r/>
+          </w:p>
+        </w:tc>
+        <w:tc>
+          <w:tcPr/>
+          <w:p>
+            <w:pPr>
+              <w:pStyle w:val="Compact"/>
+            </w:pPr>
+            <w:r>
+              <w:rPr>
+                <w:rFonts w:hint="eastAsia"/>
+              </w:rPr>
+              <w:t>移除正線水晶車廂在線台數（狀態列回覆「上線 N 台」）、截圖改用 html-to-image 修復 lab() 顏色解析錯誤、截圖右下角自動加入台北時間浮水印</w:t>
+            </w:r>
+            <w:r/>
+            <w:r>
+              <w:rPr>
+                <w:rFonts w:hint="eastAsia"/>
+              </w:rPr>
+            </w:r>
+            <w:r/>
+            <w:r>
+              <w:rPr>
+                <w:rFonts w:hint="eastAsia"/>
+              </w:rPr>
+            </w:r>
+            <w:r/>
+            <w:r>
+              <w:rPr>
+                <w:rFonts w:hint="eastAsia"/>
+              </w:rPr>
+            </w:r>
+            <w:r/>
+            <w:r/>
+          </w:p>
+        </w:tc>
+      </w:tr>
+      <w:tr>
+        <w:tc>
+          <w:tcPr/>
+          <w:p>
+            <w:pPr>
+              <w:pStyle w:val="Compact"/>
+            </w:pPr>
+            <w:r>
+              <w:t>v1.14</w:t>
+            </w:r>
+            <w:r/>
+          </w:p>
+        </w:tc>
+        <w:tc>
+          <w:tcPr/>
+          <w:p>
+            <w:pPr>
+              <w:pStyle w:val="Compact"/>
+            </w:pPr>
+            <w:r>
+              <w:t>2026-05-31</w:t>
+            </w:r>
+            <w:r/>
+          </w:p>
+        </w:tc>
+        <w:tc>
+          <w:tcPr/>
+          <w:p>
+            <w:pPr>
+              <w:pStyle w:val="Compact"/>
+            </w:pPr>
+            <w:r>
+              <w:rPr>
+                <w:rFonts w:hint="eastAsia"/>
+              </w:rPr>
+              <w:t>班次記錄新增刪除功能（🗑 按鈕 + 確認 Dialog 防誤刪，刪除後清單即時更新）</w:t>
+            </w:r>
+            <w:r/>
+            <w:r>
+              <w:rPr>
+                <w:rFonts w:hint="eastAsia"/>
+              </w:rPr>
+            </w:r>
+            <w:r/>
+            <w:r>
+              <w:rPr>
+                <w:rFonts w:hint="eastAsia"/>
+              </w:rPr>
+            </w:r>
+            <w:r/>
+            <w:r>
+              <w:rPr>
+                <w:rFonts w:hint="eastAsia"/>
+              </w:rPr>
+            </w:r>
+            <w:r/>
+            <w:r/>
+          </w:p>
+        </w:tc>
+      </w:tr>
+      <w:tr>
+        <w:tc>
+          <w:tcPr/>
+          <w:p>
+            <w:pPr>
+              <w:pStyle w:val="Compact"/>
+            </w:pPr>
+            <w:r>
+              <w:t>v1.15</w:t>
+            </w:r>
+            <w:r/>
+          </w:p>
+        </w:tc>
+        <w:tc>
+          <w:tcPr/>
+          <w:p>
+            <w:pPr>
+              <w:pStyle w:val="Compact"/>
+            </w:pPr>
+            <w:r>
+              <w:t>2026-05-31</w:t>
+            </w:r>
+            <w:r/>
+          </w:p>
+        </w:tc>
+        <w:tc>
+          <w:tcPr/>
+          <w:p>
+            <w:pPr>
+              <w:pStyle w:val="Compact"/>
+            </w:pPr>
+            <w:r>
+              <w:rPr>
+                <w:rFonts w:hint="eastAsia"/>
+              </w:rPr>
+              <w:t>搜尋支援多車號（空格隔開同時查詢），所有命中車廂同時 highlight；搜尋框加寬並更新 placeholder</w:t>
+            </w:r>
+            <w:r/>
+            <w:r>
+              <w:rPr>
+                <w:rFonts w:hint="eastAsia"/>
+              </w:rPr>
+            </w:r>
+            <w:r/>
+            <w:r>
+              <w:rPr>
+                <w:rFonts w:hint="eastAsia"/>
+              </w:rPr>
+            </w:r>
+            <w:r/>
+            <w:r>
+              <w:rPr>
+                <w:rFonts w:hint="eastAsia"/>
+              </w:rPr>
+            </w:r>
+            <w:r/>
+            <w:r/>
+          </w:p>
+        </w:tc>
+      </w:tr>
+      <w:tr>
+        <w:tc>
+          <w:tcPr/>
+          <w:p>
+            <w:pPr>
+              <w:pStyle w:val="Compact"/>
+            </w:pPr>
+            <w:r>
+              <w:t>v1.16</w:t>
+            </w:r>
+            <w:r/>
+          </w:p>
+        </w:tc>
+        <w:tc>
+          <w:tcPr/>
+          <w:p>
+            <w:pPr>
+              <w:pStyle w:val="Compact"/>
+            </w:pPr>
+            <w:r>
+              <w:t>2026-05-31</w:t>
+            </w:r>
+            <w:r/>
+          </w:p>
+        </w:tc>
+        <w:tc>
+          <w:tcPr/>
+          <w:p>
+            <w:pPr>
+              <w:pStyle w:val="Compact"/>
+            </w:pPr>
+            <w:r>
+              <w:rPr>
+                <w:rFonts w:hint="eastAsia"/>
+              </w:rPr>
+              <w:t>正線空格格位數字加大（10px → 12px），小於車廂編號字體（14px）</w:t>
+            </w:r>
+            <w:r/>
+            <w:r>
+              <w:rPr>
+                <w:rFonts w:hint="eastAsia"/>
+              </w:rPr>
+            </w:r>
+            <w:r/>
+            <w:r>
+              <w:rPr>
+                <w:rFonts w:hint="eastAsia"/>
+              </w:rPr>
+            </w:r>
+            <w:r/>
+            <w:r>
+              <w:rPr>
+                <w:rFonts w:hint="eastAsia"/>
+              </w:rPr>
+            </w:r>
+            <w:r/>
+            <w:r/>
+          </w:p>
+        </w:tc>
+      </w:tr>
+      <w:tr>
+        <w:tc>
+          <w:tcPr/>
+          <w:p>
+            <w:pPr>
+              <w:pStyle w:val="Compact"/>
+            </w:pPr>
+            <w:r>
+              <w:t>v1.17</w:t>
+            </w:r>
+            <w:r/>
+          </w:p>
+        </w:tc>
+        <w:tc>
+          <w:tcPr/>
+          <w:p>
+            <w:pPr>
+              <w:pStyle w:val="Compact"/>
+            </w:pPr>
+            <w:r>
+              <w:t>2026-05-31</w:t>
+            </w:r>
+            <w:r/>
+          </w:p>
+        </w:tc>
+        <w:tc>
+          <w:tcPr/>
+          <w:p>
+            <w:pPr>
+              <w:pStyle w:val="Compact"/>
+            </w:pPr>
+            <w:r>
+              <w:rPr>
+                <w:rFonts w:hint="eastAsia"/>
+              </w:rPr>
+              <w:t>備註氣泡改由整張車廂 hover 觸發（不需對準橘點），氣泡顯示於卡片正上方，游標不再遮擋內容</w:t>
+            </w:r>
+            <w:r/>
+            <w:r>
+              <w:rPr>
+                <w:rFonts w:hint="eastAsia"/>
+              </w:rPr>
+            </w:r>
+            <w:r/>
+            <w:r>
+              <w:rPr>
+                <w:rFonts w:hint="eastAsia"/>
+              </w:rPr>
+            </w:r>
+            <w:r/>
+            <w:r>
+              <w:rPr>
+                <w:rFonts w:hint="eastAsia"/>
+              </w:rPr>
+            </w:r>
+            <w:r/>
+            <w:r/>
+          </w:p>
+        </w:tc>
+      </w:tr>
+      <w:tr>
+        <w:tc>
+          <w:tcPr/>
+          <w:p>
+            <w:pPr>
+              <w:pStyle w:val="Compact"/>
+            </w:pPr>
+            <w:r>
+              <w:t>v1.18</w:t>
+            </w:r>
+            <w:r/>
+          </w:p>
+        </w:tc>
+        <w:tc>
+          <w:tcPr/>
+          <w:p>
+            <w:pPr>
+              <w:pStyle w:val="Compact"/>
+            </w:pPr>
+            <w:r>
+              <w:t>2026-05-31</w:t>
+            </w:r>
+            <w:r/>
+          </w:p>
+        </w:tc>
+        <w:tc>
+          <w:tcPr/>
+          <w:p>
+            <w:pPr>
+              <w:pStyle w:val="Compact"/>
+            </w:pPr>
+            <w:r>
+              <w:rPr>
+                <w:rFonts w:hint="eastAsia"/>
+              </w:rPr>
+              <w:t>重大 Bug 修正：正線 / 自定義區 / 週排程所有手動輸入車號處加入跨區域重複驗證；同時修正清空格子時未同步 cars.location 的問題</w:t>
+            </w:r>
+            <w:r/>
+            <w:r>
+              <w:rPr>
+                <w:rFonts w:hint="eastAsia"/>
+              </w:rPr>
+            </w:r>
+            <w:r/>
+            <w:r>
+              <w:rPr>
+                <w:rFonts w:hint="eastAsia"/>
+              </w:rPr>
+            </w:r>
+            <w:r/>
+            <w:r>
+              <w:rPr>
+                <w:rFonts w:hint="eastAsia"/>
+              </w:rPr>
+            </w:r>
+            <w:r/>
+            <w:r/>
+          </w:p>
+        </w:tc>
+      </w:tr>
+      <w:tr>
+        <w:tc>
+          <w:tcPr/>
+          <w:p>
+            <w:pPr>
+              <w:pStyle w:val="Compact"/>
+            </w:pPr>
+            <w:r>
+              <w:t>v1.19</w:t>
+            </w:r>
+            <w:r/>
+          </w:p>
+        </w:tc>
+        <w:tc>
+          <w:tcPr/>
+          <w:p>
+            <w:pPr>
+              <w:pStyle w:val="Compact"/>
+            </w:pPr>
+            <w:r>
+              <w:t>2026-05-31</w:t>
+            </w:r>
+            <w:r/>
+          </w:p>
+        </w:tc>
+        <w:tc>
+          <w:tcPr/>
+          <w:p>
+            <w:pPr>
+              <w:pStyle w:val="Compact"/>
+            </w:pPr>
+            <w:r>
+              <w:rPr>
+                <w:rFonts w:hint="eastAsia"/>
+              </w:rPr>
+              <w:t>自定義區與維修排程改名按鈕加大（✏️ emoji、text-base、加 padding），改善點擊體驗</w:t>
+            </w:r>
+            <w:r/>
+            <w:r>
+              <w:rPr>
+                <w:rFonts w:hint="eastAsia"/>
+              </w:rPr>
+            </w:r>
+            <w:r/>
+            <w:r>
+              <w:rPr>
+                <w:rFonts w:hint="eastAsia"/>
+              </w:rPr>
+            </w:r>
+            <w:r/>
+            <w:r>
+              <w:rPr>
+                <w:rFonts w:hint="eastAsia"/>
+              </w:rPr>
+            </w:r>
+            <w:r/>
+            <w:r/>
+          </w:p>
+        </w:tc>
+      </w:tr>
+      <w:tr>
+        <w:tc>
+          <w:tcPr/>
+          <w:p>
+            <w:pPr>
+              <w:pStyle w:val="Compact"/>
+            </w:pPr>
+            <w:r>
+              <w:t>v1.20</w:t>
+            </w:r>
+            <w:r/>
+          </w:p>
+        </w:tc>
+        <w:tc>
+          <w:tcPr/>
+          <w:p>
+            <w:pPr>
+              <w:pStyle w:val="Compact"/>
+            </w:pPr>
+            <w:r>
+              <w:t>2026-05-31</w:t>
+            </w:r>
+            <w:r/>
+          </w:p>
+        </w:tc>
+        <w:tc>
+          <w:tcPr/>
+          <w:p>
+            <w:pPr>
+              <w:pStyle w:val="Compact"/>
+            </w:pPr>
+            <w:r>
+              <w:rPr>
+                <w:rFonts w:hint="eastAsia"/>
+              </w:rPr>
+              <w:t>轉角二站儲車區與貓空站儲車區移除台數上限（/40、/10），改顯示純在庫台數</w:t>
+            </w:r>
+            <w:r/>
+            <w:r>
+              <w:rPr>
+                <w:rFonts w:hint="eastAsia"/>
+              </w:rPr>
+            </w:r>
+            <w:r/>
+            <w:r>
+              <w:rPr>
+                <w:rFonts w:hint="eastAsia"/>
+              </w:rPr>
+            </w:r>
+            <w:r/>
+            <w:r>
+              <w:rPr>
+                <w:rFonts w:hint="eastAsia"/>
+              </w:rPr>
+            </w:r>
+            <w:r/>
+            <w:r/>
+          </w:p>
+        </w:tc>
+      </w:tr>
+      <w:tr>
+        <w:tc>
+          <w:tcPr/>
+          <w:p>
+            <w:pPr>
+              <w:pStyle w:val="Compact"/>
+            </w:pPr>
+            <w:r>
+              <w:t>v1.21</w:t>
+            </w:r>
+            <w:r/>
+          </w:p>
+        </w:tc>
+        <w:tc>
+          <w:tcPr/>
+          <w:p>
+            <w:pPr>
+              <w:pStyle w:val="Compact"/>
+            </w:pPr>
+            <w:r>
+              <w:t>2026-05-31</w:t>
+            </w:r>
+            <w:r/>
+          </w:p>
+        </w:tc>
+        <w:tc>
+          <w:tcPr/>
+          <w:p>
+            <w:pPr>
+              <w:pStyle w:val="Compact"/>
+            </w:pPr>
+            <w:r>
+              <w:rPr>
+                <w:rFonts w:hint="eastAsia"/>
+              </w:rPr>
+              <w:t>維修排程車號改為空心紫色虛線框樣式（非實心色框），視覺上區隔「標記」與「排入列車」；週排程區標題改名為「週排程區（已收G4）」</w:t>
+            </w:r>
+            <w:r/>
+            <w:r>
+              <w:rPr>
+                <w:rFonts w:hint="eastAsia"/>
+              </w:rPr>
+            </w:r>
+            <w:r/>
+            <w:r>
+              <w:rPr>
+                <w:rFonts w:hint="eastAsia"/>
+              </w:rPr>
+            </w:r>
+            <w:r/>
+            <w:r>
+              <w:rPr>
+                <w:rFonts w:hint="eastAsia"/>
+              </w:rPr>
+            </w:r>
+            <w:r/>
+            <w:r/>
           </w:p>
         </w:tc>
       </w:tr>
